--- a/notes_f/LP/Notes.docx
+++ b/notes_f/LP/Notes.docx
@@ -289,13 +289,7 @@
         <w:t>Time Constraint</w:t>
       </w:r>
       <w:r>
-        <w:t xml:space="preserve">: A Gaming PC takes 3 hours to build, and an Office PC takes 1 hour. The shop has 9 hours of </w:t>
-      </w:r>
-      <w:r>
-        <w:t>building</w:t>
-      </w:r>
-      <w:r>
-        <w:t xml:space="preserve"> time available today.</w:t>
+        <w:t>: A Gaming PC takes 3 hours to build, and an Office PC takes 1 hour. The shop has 9 hours of building time available today.</w:t>
       </w:r>
     </w:p>
     <w:p>
@@ -529,18 +523,27 @@
           <w:color w:val="EE0000"/>
         </w:rPr>
       </w:pPr>
-      <w:r>
+    </w:p>
+    <w:p>
+      <w:pPr>
         <w:rPr>
           <w:b/>
           <w:bCs/>
           <w:color w:val="EE0000"/>
         </w:rPr>
+      </w:pPr>
+      <w:r>
+        <w:rPr>
+          <w:b/>
+          <w:bCs/>
+          <w:color w:val="EE0000"/>
+        </w:rPr>
+        <w:lastRenderedPageBreak/>
         <w:t>Problem 2</w:t>
       </w:r>
     </w:p>
     <w:p>
       <w:r>
-        <w:lastRenderedPageBreak/>
         <w:t xml:space="preserve">An athlete needs to meet daily nutritional requirements using </w:t>
       </w:r>
       <w:r>
@@ -585,7 +588,13 @@
         <w:t>protein,</w:t>
       </w:r>
       <w:r>
-        <w:t xml:space="preserve"> and each bar has 1 unit. He needs at least </w:t>
+        <w:t xml:space="preserve"> and each bar has 1 unit</w:t>
+      </w:r>
+      <w:r>
+        <w:t xml:space="preserve"> of Protein</w:t>
+      </w:r>
+      <w:r>
+        <w:t xml:space="preserve">. He needs at least </w:t>
       </w:r>
       <w:r>
         <w:rPr>
@@ -593,6 +602,13 @@
           <w:bCs/>
         </w:rPr>
         <w:t>5 units</w:t>
+      </w:r>
+      <w:r>
+        <w:rPr>
+          <w:b/>
+          <w:bCs/>
+        </w:rPr>
+        <w:t xml:space="preserve"> of Proteins</w:t>
       </w:r>
       <w:r>
         <w:t xml:space="preserve"> a day. </w:t>
@@ -619,7 +635,13 @@
         <w:t>energy,</w:t>
       </w:r>
       <w:r>
-        <w:t xml:space="preserve"> and each bar has 3 units. He needs at least </w:t>
+        <w:t xml:space="preserve"> and each bar has 3 units</w:t>
+      </w:r>
+      <w:r>
+        <w:t xml:space="preserve"> of Energy</w:t>
+      </w:r>
+      <w:r>
+        <w:t xml:space="preserve">. He needs at least </w:t>
       </w:r>
       <w:r>
         <w:rPr>
@@ -627,6 +649,13 @@
           <w:bCs/>
         </w:rPr>
         <w:t>10 units</w:t>
+      </w:r>
+      <w:r>
+        <w:rPr>
+          <w:b/>
+          <w:bCs/>
+        </w:rPr>
+        <w:t xml:space="preserve"> of Energy</w:t>
       </w:r>
       <w:r>
         <w:t xml:space="preserve"> a day. </w:t>
@@ -760,12 +789,12 @@
           <w:bCs/>
           <w:color w:val="EE0000"/>
         </w:rPr>
+        <w:lastRenderedPageBreak/>
         <w:t>You try</w:t>
       </w:r>
     </w:p>
     <w:p>
       <w:r>
-        <w:lastRenderedPageBreak/>
         <w:t xml:space="preserve">A landscaping company needs to spread mulch and stone using two sizes of trucks: </w:t>
       </w:r>
       <w:r>
@@ -2204,6 +2233,7 @@
   <w:style w:type="character" w:default="1" w:styleId="DefaultParagraphFont">
     <w:name w:val="Default Paragraph Font"/>
     <w:uiPriority w:val="1"/>
+    <w:semiHidden/>
     <w:unhideWhenUsed/>
   </w:style>
   <w:style w:type="table" w:default="1" w:styleId="TableNormal">
